--- a/templates/procesos-disciplinarios/citacion_descargos.docx
+++ b/templates/procesos-disciplinarios/citacion_descargos.docx
@@ -709,6 +709,13 @@
             <w:pPr>
               <w:ind w:left="108"/>
             </w:pPr>
+            <w:r>
+              <w:rPr>
+                <w:rFonts w:ascii="Arial" w:eastAsia="Arial" w:hAnsi="Arial" w:cs="Arial"/>
+                <w:sz w:val="24"/>
+              </w:rPr>
+              <w:t>{fecha_audiencia}</w:t>
+            </w:r>
           </w:p>
         </w:tc>
         <w:tc>
@@ -767,6 +774,13 @@
             <w:pPr>
               <w:ind w:left="108"/>
             </w:pPr>
+            <w:r>
+              <w:rPr>
+                <w:rFonts w:ascii="Arial" w:eastAsia="Arial" w:hAnsi="Arial" w:cs="Arial"/>
+                <w:sz w:val="24"/>
+              </w:rPr>
+              <w:t>{hora_audiencia}</w:t>
+            </w:r>
           </w:p>
         </w:tc>
         <w:tc>
